--- a/published/ai-family/03_patterns_in_play/06_learning/lecture-content/06_learning-module.docx
+++ b/published/ai-family/03_patterns_in_play/06_learning/lecture-content/06_learning-module.docx
@@ -4,7 +4,7 @@
   <w:body>
     <w:p>
       <w:r>
-        <w:t>Module 06: Learning in Family</w:t>
+        <w:t>Module 06: Learning — Practice Makes Perfect</w:t>
       </w:r>
     </w:p>
     <w:p>
@@ -14,12 +14,22 @@
     </w:p>
     <w:p>
       <w:r>
-        <w:t>Define Learning within the context of Family.  Analyze how Learning interacts with other components of the Active Inference framework.  Apply specific constraints of Family to the formal definition of Learning.   Introduction</w:t>
+        <w:t>Understand that Practice is how we get better at games.  Learn about Skills (Things you can do well).  Know that even the best players started as beginners.   Introduction: The Video Game Level Up</w:t>
       </w:r>
     </w:p>
     <w:p>
       <w:r>
-        <w:t>This module explores Learning . In the Family curriculum, we approach this topic with a focus on specific applications and theoretical depth appropriate for the audience. Learning is a critical component of the 8-part Active Inference spine, bridging the gap between [Previous Topic] and [Next Topic].</w:t>
+        <w:t>When you start a new video game, you are Level 1.</w:t>
+        <w:br/>
+        <w:t>You are weak. You don't know the controls.</w:t>
+        <w:br/>
+        <w:t>You start playing. You lose. You play again.</w:t>
+        <w:br/>
+        <w:t>Suddenly, you are Level 10!</w:t>
+        <w:br/>
+        <w:t>You have "Leveled Up" your brain.</w:t>
+        <w:br/>
+        <w:t>This is Learning.</w:t>
       </w:r>
     </w:p>
     <w:p>
@@ -29,56 +39,98 @@
     </w:p>
     <w:p>
       <w:r>
-        <w:t>1. Learning as a Markov Blanket Boundary</w:t>
+        <w:t>1. Repetition (The Grind)</w:t>
       </w:r>
     </w:p>
     <w:p>
       <w:r>
-        <w:t>How does Learning define the boundary between the agent and the environment?</w:t>
+        <w:t>To learn a skill (like shooting a basketball), you have to do it 1,000 times.</w:t>
       </w:r>
     </w:p>
     <w:p>
       <w:r>
-        <w:t>2. Generative Models of Learning</w:t>
+        <w:t>Throw 1: Miss.  Throw 50: Miss.  Throw 100: Swish!</w:t>
+        <w:br/>
+        <w:t>Your brain needs the data from the misses to find the swish.   2. Muscle Memory (The Body Brain)</w:t>
       </w:r>
     </w:p>
     <w:p>
       <w:r>
-        <w:t>What parameters involved in Learning must be optimized to minimize variational free energy?</w:t>
+        <w:t>After enough practice, you don't have to think anymore.</w:t>
       </w:r>
     </w:p>
     <w:p>
       <w:r>
-        <w:t>3. Active Inference Dynamics</w:t>
+        <w:t>Tie shoes? Easy.  Ride bike? Easy.</w:t>
+        <w:br/>
+        <w:t>Your muscles "remember" the movement.</w:t>
+        <w:br/>
+        <w:t>This frees up your brain to think about STRATEGY.   3. Coaching (The Teacher)</w:t>
       </w:r>
     </w:p>
     <w:p>
       <w:r>
-        <w:t>How does the process of Learning drive the perception-action loop?</w:t>
+        <w:t>A Coach is someone who has already made the mistakes.</w:t>
+        <w:br/>
+        <w:t>They give you a shortcut.</w:t>
+        <w:br/>
+        <w:t>"Bend your knees."</w:t>
+        <w:br/>
+        <w:t>"Keep your eye on the ball."</w:t>
+        <w:br/>
+        <w:t>Listening to a coach helps you learn faster.</w:t>
       </w:r>
     </w:p>
     <w:p>
       <w:r>
-        <w:t>Applications</w:t>
+        <w:t>Activities</w:t>
       </w:r>
     </w:p>
     <w:p>
       <w:r>
-        <w:t>In Family, we see Learning manifest in:</w:t>
-        <w:br/>
-        <w:t>* Specific Example 1 : [Add domain-specific example here]</w:t>
-        <w:br/>
-        <w:t>* Specific Example 2 : [Add domain-specific example here]</w:t>
+        <w:t>Activity 1: The 10-Second Challenge</w:t>
       </w:r>
     </w:p>
     <w:p>
       <w:r>
-        <w:t>Conclusion</w:t>
+        <w:t>Can you stand on one leg for 10 seconds?</w:t>
+        <w:br/>
+        <w:t>Try it.</w:t>
+        <w:br/>
+        <w:t>Easy? Now close your eyes.</w:t>
+        <w:br/>
+        <w:t>Harder!</w:t>
+        <w:br/>
+        <w:t>Practice 5 times. Does it get easier?</w:t>
       </w:r>
     </w:p>
     <w:p>
       <w:r>
-        <w:t>Understanding Learning allows us to better model complex adaptive systems. In the next module, we will expand on this foundation.</w:t>
+        <w:t>Activity 2: The Skill Swap</w:t>
+      </w:r>
+    </w:p>
+    <w:p>
+      <w:r>
+        <w:t>Teach your partner something ONLY YOU know how to do.</w:t>
+      </w:r>
+    </w:p>
+    <w:p>
+      <w:r>
+        <w:t>A specific dance move.  A magic trick.  How to whistle.</w:t>
+        <w:br/>
+        <w:t>Now switch.</w:t>
+        <w:br/>
+        <w:t>What does it feel like to be the Beginner? The Teacher?   Summary</w:t>
+      </w:r>
+    </w:p>
+    <w:p>
+      <w:r>
+        <w:t>No one is born a Master. We become Masters by showing up, trying hard, and never giving up.</w:t>
+      </w:r>
+    </w:p>
+    <w:p>
+      <w:r>
+        <w:t>References</w:t>
       </w:r>
     </w:p>
     <w:sectPr>
